--- a/03_Outputs/final scripts/ru/Module 8/8.2.0-ru.docx
+++ b/03_Outputs/final scripts/ru/Module 8/8.2.0-ru.docx
@@ -14,12 +14,12 @@
     </w:p>
     <w:p>
       <w:r>
-        <w:t xml:space="preserve">Механизмы политики и рынка находятся в центре внимания. Хорошо разработанные инструменты — такие как ценообразование на углерод, торговля выбросами и целевые стимулы — помогают преодолевать барьеры, привлекать частный капитал и стимулировать инновации на всех этапах технологического цикла. Стратегический баланс мер «технологического толчка», таких как субсидии или налоговые кредиты, и мер «рыночного спроса», таких как стандарты и закупки, обеспечивает прогресс при адаптации к особенностям каждой страны.  </w:t>
+        <w:t xml:space="preserve">Ключевую роль играют механизмы политики и рынка. Хорошо разработанные инструменты — такие как ценообразование на углерод, торговля выбросами и целевые стимулы — помогают преодолевать барьеры, привлекать частный капитал и стимулировать инновации на протяжении всего жизненного цикла технологий. Стратегический баланс мер «технологического толчка», таких как субсидии или налоговые кредиты, и мер «рыночного спроса», таких как стандарты и закупки, обеспечивает прогресс при адаптации к конкретным условиям каждой страны.  </w:t>
       </w:r>
     </w:p>
     <w:p>
       <w:r>
-        <w:t xml:space="preserve">Новые сектора меняют возможности. Распространяются распределённые решения, такие как солнечные установки для сообществ и микроэнергосистемы — с ростом установок сообществ более чем на 20% в 2023 году — что повышает доступ и устойчивость. Новые технологии, включая торговлю энергией peer-to-peer, платформы на базе блокчейн, солнечные элементы следующего поколения и океанскую энергию, особенно перспективны. Для малых островных и прибрежных государств инновации, такие как приливная и плавающая солнечная энергия, могут диверсифицировать энергетический микс, укрепить устойчивость и соответствовать целям голубой экономики — при условии поддержки целенаправленной политикой и инвестициями.  </w:t>
+        <w:t xml:space="preserve">Новые сектора меняют возможности. Распространяются распределённые решения, такие как солнечные установки для сообществ и микроэнергосистемы — с ростом установок сообществ более чем на 20% в 2023 году — что улучшает доступ и устойчивость. Новые технологии, включая торговлю энергией peer-to-peer, платформы на базе блокчейн, солнечные элементы следующего поколения и океанскую энергию, особенно перспективны. Для малых островных и прибрежных государств инновации, такие как приливная и плавающая солнечная энергия, могут диверсифицировать энергетический микс, укрепить устойчивость и соответствовать целям голубой экономики — при условии поддержки целенаправленной политикой и инвестициями.  </w:t>
       </w:r>
     </w:p>
     <w:p>
@@ -34,7 +34,7 @@
     </w:p>
     <w:p>
       <w:r>
-        <w:t>В целом, создание условий означает интеграцию умного управления, новых технологий и инклюзивных рамок. Вместе эти элементы ускоряют инновации и обеспечивают, чтобы энергетический переход был не только быстрым, но и справедливым и долговечным.</w:t>
+        <w:t>В целом, создание условий для развития означает интеграцию умного управления, новых технологий и инклюзивных рамок. Вместе эти элементы ускоряют инновации и обеспечивают, чтобы энергетический переход был не только быстрым, но и справедливым и долговечным.</w:t>
       </w:r>
     </w:p>
     <w:sectPr>
